--- a/Homework-202602/Homework-202602.docx
+++ b/Homework-202602/Homework-202602.docx
@@ -3,6 +3,11 @@
 <w:document xmlns:wpc="http://schemas.microsoft.com/office/word/2010/wordprocessingCanvas" xmlns:cx="http://schemas.microsoft.com/office/drawing/2014/chartex" xmlns:cx1="http://schemas.microsoft.com/office/drawing/2015/9/8/chartex" xmlns:cx2="http://schemas.microsoft.com/office/drawing/2015/10/21/chartex" xmlns:cx3="http://schemas.microsoft.com/office/drawing/2016/5/9/chartex" xmlns:cx4="http://schemas.microsoft.com/office/drawing/2016/5/10/chartex" xmlns:cx5="http://schemas.microsoft.com/office/drawing/2016/5/11/chartex" xmlns:cx6="http://schemas.microsoft.com/office/drawing/2016/5/12/chartex" xmlns:cx7="http://schemas.microsoft.com/office/drawing/2016/5/13/chartex" xmlns:cx8="http://schemas.microsoft.com/office/drawing/2016/5/14/chartex" xmlns:mc="http://schemas.openxmlformats.org/markup-compatibility/2006" xmlns:aink="http://schemas.microsoft.com/office/drawing/2016/ink" xmlns:am3d="http://schemas.microsoft.com/office/drawing/2017/model3d" xmlns:o="urn:schemas-microsoft-com:office:office" xmlns:oel="http://schemas.microsoft.com/office/2019/extlst" xmlns:r="http://schemas.openxmlformats.org/officeDocument/2006/relationships" xmlns:m="http://schemas.openxmlformats.org/officeDocument/2006/math" xmlns:v="urn:schemas-microsoft-com:vml" xmlns:wp14="http://schemas.microsoft.com/office/word/2010/wordprocessingDrawing" xmlns:wp="http://schemas.openxmlformats.org/drawingml/2006/wordprocessingDrawing" xmlns:w10="urn:schemas-microsoft-com:office:word" xmlns:w="http://schemas.openxmlformats.org/wordprocessingml/2006/main" xmlns:w14="http://schemas.microsoft.com/office/word/2010/wordml" xmlns:w15="http://schemas.microsoft.com/office/word/2012/wordml" xmlns:w16cex="http://schemas.microsoft.com/office/word/2018/wordml/cex" xmlns:w16cid="http://schemas.microsoft.com/office/word/2016/wordml/cid" xmlns:w16="http://schemas.microsoft.com/office/word/2018/wordml" xmlns:w16du="http://schemas.microsoft.com/office/word/2023/wordml/word16du" xmlns:w16sdtdh="http://schemas.microsoft.com/office/word/2020/wordml/sdtdatahash" xmlns:w16sdtfl="http://schemas.microsoft.com/office/word/2024/wordml/sdtformatlock" xmlns:w16se="http://schemas.microsoft.com/office/word/2015/wordml/symex" xmlns:wpg="http://schemas.microsoft.com/office/word/2010/wordprocessingGroup" xmlns:wpi="http://schemas.microsoft.com/office/word/2010/wordprocessingInk" xmlns:wne="http://schemas.microsoft.com/office/word/2006/wordml" xmlns:wps="http://schemas.microsoft.com/office/word/2010/wordprocessingShape" mc:Ignorable="w14 w15 w16se w16cid w16 w16cex w16sdtdh w16sdtfl w16du wp14">
   <w:body>
     <w:p>
+      <w:pPr>
+        <w:rPr>
+          <w:rFonts w:hint="eastAsia"/>
+        </w:rPr>
+      </w:pPr>
       <w:r>
         <w:rPr>
           <w:rFonts w:hint="eastAsia"/>
@@ -160,7 +165,6 @@
         <w:t>(</w:t>
       </w:r>
       <w:proofErr w:type="spellStart"/>
-      <w:proofErr w:type="gramStart"/>
       <w:r>
         <w:rPr>
           <w:rFonts w:hint="eastAsia"/>
@@ -168,7 +172,6 @@
         <w:t>available.packages</w:t>
       </w:r>
       <w:proofErr w:type="spellEnd"/>
-      <w:proofErr w:type="gramEnd"/>
       <w:r>
         <w:rPr>
           <w:rFonts w:hint="eastAsia"/>
@@ -231,7 +234,6 @@
         </w:rPr>
       </w:pPr>
       <w:proofErr w:type="spellStart"/>
-      <w:proofErr w:type="gramStart"/>
       <w:r>
         <w:rPr>
           <w:rFonts w:hint="eastAsia"/>
@@ -239,7 +241,6 @@
         <w:t>install.packages</w:t>
       </w:r>
       <w:proofErr w:type="spellEnd"/>
-      <w:proofErr w:type="gramEnd"/>
       <w:r>
         <w:rPr>
           <w:rFonts w:hint="eastAsia"/>
@@ -284,6 +285,27 @@
         <w:rPr>
           <w:rFonts w:hint="eastAsia"/>
         </w:rPr>
+        <w:t xml:space="preserve"># 加载 </w:t>
+      </w:r>
+      <w:proofErr w:type="spellStart"/>
+      <w:r>
+        <w:rPr>
+          <w:rFonts w:hint="eastAsia"/>
+        </w:rPr>
+        <w:t>tidyverse</w:t>
+      </w:r>
+      <w:proofErr w:type="spellEnd"/>
+    </w:p>
+    <w:p>
+      <w:pPr>
+        <w:rPr>
+          <w:rFonts w:hint="eastAsia"/>
+        </w:rPr>
+      </w:pPr>
+      <w:r>
+        <w:rPr>
+          <w:rFonts w:hint="eastAsia"/>
+        </w:rPr>
         <w:t>library(</w:t>
       </w:r>
       <w:proofErr w:type="spellStart"/>
@@ -307,19 +329,11 @@
           <w:rFonts w:hint="eastAsia"/>
         </w:rPr>
       </w:pPr>
-      <w:proofErr w:type="spellStart"/>
-      <w:r>
-        <w:rPr>
-          <w:rFonts w:hint="eastAsia"/>
-        </w:rPr>
-        <w:t>packageVersion</w:t>
-      </w:r>
-      <w:proofErr w:type="spellEnd"/>
-      <w:r>
-        <w:rPr>
-          <w:rFonts w:hint="eastAsia"/>
-        </w:rPr>
-        <w:t>("</w:t>
+      <w:r>
+        <w:rPr>
+          <w:rFonts w:hint="eastAsia"/>
+        </w:rPr>
+        <w:t xml:space="preserve"># 查看 </w:t>
       </w:r>
       <w:proofErr w:type="spellStart"/>
       <w:r>
@@ -333,6 +347,108 @@
         <w:rPr>
           <w:rFonts w:hint="eastAsia"/>
         </w:rPr>
+        <w:t xml:space="preserve"> 包含哪些核心包</w:t>
+      </w:r>
+    </w:p>
+    <w:p>
+      <w:pPr>
+        <w:rPr>
+          <w:rFonts w:hint="eastAsia"/>
+        </w:rPr>
+      </w:pPr>
+      <w:proofErr w:type="spellStart"/>
+      <w:r>
+        <w:rPr>
+          <w:rFonts w:hint="eastAsia"/>
+        </w:rPr>
+        <w:t>tidyverse_packages</w:t>
+      </w:r>
+      <w:proofErr w:type="spellEnd"/>
+      <w:r>
+        <w:rPr>
+          <w:rFonts w:hint="eastAsia"/>
+        </w:rPr>
+        <w:t>()</w:t>
+      </w:r>
+    </w:p>
+    <w:p>
+      <w:pPr>
+        <w:rPr>
+          <w:rFonts w:hint="eastAsia"/>
+        </w:rPr>
+      </w:pPr>
+      <w:r>
+        <w:rPr>
+          <w:rFonts w:hint="eastAsia"/>
+        </w:rPr>
+        <w:t xml:space="preserve"># 查看 </w:t>
+      </w:r>
+      <w:proofErr w:type="spellStart"/>
+      <w:r>
+        <w:rPr>
+          <w:rFonts w:hint="eastAsia"/>
+        </w:rPr>
+        <w:t>dplyr</w:t>
+      </w:r>
+      <w:proofErr w:type="spellEnd"/>
+      <w:r>
+        <w:rPr>
+          <w:rFonts w:hint="eastAsia"/>
+        </w:rPr>
+        <w:t xml:space="preserve"> 包中的函数</w:t>
+      </w:r>
+    </w:p>
+    <w:p>
+      <w:pPr>
+        <w:rPr>
+          <w:rFonts w:hint="eastAsia"/>
+        </w:rPr>
+      </w:pPr>
+      <w:r>
+        <w:rPr>
+          <w:rFonts w:hint="eastAsia"/>
+        </w:rPr>
+        <w:t>library(</w:t>
+      </w:r>
+      <w:proofErr w:type="spellStart"/>
+      <w:r>
+        <w:rPr>
+          <w:rFonts w:hint="eastAsia"/>
+        </w:rPr>
+        <w:t>dplyr</w:t>
+      </w:r>
+      <w:proofErr w:type="spellEnd"/>
+      <w:r>
+        <w:rPr>
+          <w:rFonts w:hint="eastAsia"/>
+        </w:rPr>
+        <w:t>)</w:t>
+      </w:r>
+    </w:p>
+    <w:p>
+      <w:pPr>
+        <w:rPr>
+          <w:rFonts w:hint="eastAsia"/>
+        </w:rPr>
+      </w:pPr>
+      <w:r>
+        <w:rPr>
+          <w:rFonts w:hint="eastAsia"/>
+        </w:rPr>
+        <w:t>ls("</w:t>
+      </w:r>
+      <w:proofErr w:type="spellStart"/>
+      <w:r>
+        <w:rPr>
+          <w:rFonts w:hint="eastAsia"/>
+        </w:rPr>
+        <w:t>package:dplyr</w:t>
+      </w:r>
+      <w:proofErr w:type="spellEnd"/>
+      <w:r>
+        <w:rPr>
+          <w:rFonts w:hint="eastAsia"/>
+        </w:rPr>
         <w:t>")</w:t>
       </w:r>
     </w:p>
@@ -342,41 +458,74 @@
           <w:rFonts w:hint="eastAsia"/>
         </w:rPr>
       </w:pPr>
-      <w:proofErr w:type="gramStart"/>
-      <w:r>
-        <w:rPr>
-          <w:rFonts w:hint="eastAsia"/>
-        </w:rPr>
-        <w:t>help(</w:t>
-      </w:r>
-      <w:proofErr w:type="gramEnd"/>
-      <w:r>
-        <w:rPr>
-          <w:rFonts w:hint="eastAsia"/>
-        </w:rPr>
-        <w:t>package = "</w:t>
-      </w:r>
-      <w:proofErr w:type="spellStart"/>
-      <w:r>
-        <w:rPr>
-          <w:rFonts w:hint="eastAsia"/>
-        </w:rPr>
-        <w:t>tidyverse</w:t>
-      </w:r>
-      <w:proofErr w:type="spellEnd"/>
-      <w:r>
-        <w:rPr>
-          <w:rFonts w:hint="eastAsia"/>
-        </w:rPr>
-        <w:t>")</w:t>
-      </w:r>
-    </w:p>
-    <w:p>
-      <w:pPr>
-        <w:rPr>
-          <w:rFonts w:hint="eastAsia"/>
-        </w:rPr>
-      </w:pPr>
+      <w:r>
+        <w:rPr>
+          <w:rFonts w:hint="eastAsia"/>
+        </w:rPr>
+        <w:t># 查看函数帮助</w:t>
+      </w:r>
+    </w:p>
+    <w:p>
+      <w:pPr>
+        <w:rPr>
+          <w:rFonts w:hint="eastAsia"/>
+        </w:rPr>
+      </w:pPr>
+      <w:r>
+        <w:rPr>
+          <w:rFonts w:hint="eastAsia"/>
+        </w:rPr>
+        <w:t>?</w:t>
+      </w:r>
+      <w:proofErr w:type="spellStart"/>
+      <w:r>
+        <w:rPr>
+          <w:rFonts w:hint="eastAsia"/>
+        </w:rPr>
+        <w:t>dplyr</w:t>
+      </w:r>
+      <w:proofErr w:type="spellEnd"/>
+      <w:r>
+        <w:rPr>
+          <w:rFonts w:hint="eastAsia"/>
+        </w:rPr>
+        <w:t>::filter</w:t>
+      </w:r>
+    </w:p>
+    <w:p>
+      <w:pPr>
+        <w:rPr>
+          <w:rFonts w:hint="eastAsia"/>
+        </w:rPr>
+      </w:pPr>
+      <w:proofErr w:type="spellStart"/>
+      <w:r>
+        <w:rPr>
+          <w:rFonts w:hint="eastAsia"/>
+        </w:rPr>
+        <w:t>args</w:t>
+      </w:r>
+      <w:proofErr w:type="spellEnd"/>
+      <w:r>
+        <w:rPr>
+          <w:rFonts w:hint="eastAsia"/>
+        </w:rPr>
+        <w:t>(</w:t>
+      </w:r>
+      <w:proofErr w:type="spellStart"/>
+      <w:r>
+        <w:rPr>
+          <w:rFonts w:hint="eastAsia"/>
+        </w:rPr>
+        <w:t>dplyr</w:t>
+      </w:r>
+      <w:proofErr w:type="spellEnd"/>
+      <w:r>
+        <w:rPr>
+          <w:rFonts w:hint="eastAsia"/>
+        </w:rPr>
+        <w:t>::filter)</w:t>
+      </w:r>
     </w:p>
     <w:p>
       <w:pPr>
@@ -424,7 +573,6 @@
         </w:rPr>
       </w:pPr>
       <w:proofErr w:type="spellStart"/>
-      <w:proofErr w:type="gramStart"/>
       <w:r>
         <w:rPr>
           <w:rFonts w:hint="eastAsia"/>
@@ -432,7 +580,6 @@
         <w:t>set.seed</w:t>
       </w:r>
       <w:proofErr w:type="spellEnd"/>
-      <w:proofErr w:type="gramEnd"/>
       <w:r>
         <w:rPr>
           <w:rFonts w:hint="eastAsia"/>
@@ -453,7 +600,6 @@
         <w:t xml:space="preserve">x &lt;- </w:t>
       </w:r>
       <w:proofErr w:type="spellStart"/>
-      <w:proofErr w:type="gramStart"/>
       <w:r>
         <w:rPr>
           <w:rFonts w:hint="eastAsia"/>
@@ -465,43 +611,326 @@
         <w:rPr>
           <w:rFonts w:hint="eastAsia"/>
         </w:rPr>
+        <w:t xml:space="preserve">(n = 10, mean = 35, </w:t>
+      </w:r>
+      <w:proofErr w:type="spellStart"/>
+      <w:r>
+        <w:rPr>
+          <w:rFonts w:hint="eastAsia"/>
+        </w:rPr>
+        <w:t>sd</w:t>
+      </w:r>
+      <w:proofErr w:type="spellEnd"/>
+      <w:r>
+        <w:rPr>
+          <w:rFonts w:hint="eastAsia"/>
+        </w:rPr>
+        <w:t xml:space="preserve"> = 10)</w:t>
+      </w:r>
+    </w:p>
+    <w:p>
+      <w:pPr>
+        <w:rPr>
+          <w:rFonts w:hint="eastAsia"/>
+        </w:rPr>
+      </w:pPr>
+    </w:p>
+    <w:p>
+      <w:pPr>
+        <w:rPr>
+          <w:rFonts w:hint="eastAsia"/>
+        </w:rPr>
+      </w:pPr>
+      <w:proofErr w:type="spellStart"/>
+      <w:r>
+        <w:rPr>
+          <w:rFonts w:hint="eastAsia"/>
+        </w:rPr>
+        <w:t>check_above_threshold</w:t>
+      </w:r>
+      <w:proofErr w:type="spellEnd"/>
+      <w:r>
+        <w:rPr>
+          <w:rFonts w:hint="eastAsia"/>
+        </w:rPr>
+        <w:t xml:space="preserve"> &lt;- function(x, threshold = 35) {</w:t>
+      </w:r>
+    </w:p>
+    <w:p>
+      <w:pPr>
+        <w:rPr>
+          <w:rFonts w:hint="eastAsia"/>
+        </w:rPr>
+      </w:pPr>
+      <w:r>
+        <w:rPr>
+          <w:rFonts w:hint="eastAsia"/>
+        </w:rPr>
+        <w:t xml:space="preserve">  result &lt;- logical(length(x))</w:t>
+      </w:r>
+    </w:p>
+    <w:p>
+      <w:pPr>
+        <w:rPr>
+          <w:rFonts w:hint="eastAsia"/>
+        </w:rPr>
+      </w:pPr>
+      <w:r>
+        <w:rPr>
+          <w:rFonts w:hint="eastAsia"/>
+        </w:rPr>
+        <w:t xml:space="preserve">  </w:t>
+      </w:r>
+    </w:p>
+    <w:p>
+      <w:pPr>
+        <w:rPr>
+          <w:rFonts w:hint="eastAsia"/>
+        </w:rPr>
+      </w:pPr>
+      <w:r>
+        <w:rPr>
+          <w:rFonts w:hint="eastAsia"/>
+        </w:rPr>
+        <w:t xml:space="preserve">  for (</w:t>
+      </w:r>
+      <w:proofErr w:type="spellStart"/>
+      <w:r>
+        <w:rPr>
+          <w:rFonts w:hint="eastAsia"/>
+        </w:rPr>
+        <w:t>i</w:t>
+      </w:r>
+      <w:proofErr w:type="spellEnd"/>
+      <w:r>
+        <w:rPr>
+          <w:rFonts w:hint="eastAsia"/>
+        </w:rPr>
+        <w:t xml:space="preserve"> in </w:t>
+      </w:r>
+      <w:proofErr w:type="spellStart"/>
+      <w:r>
+        <w:rPr>
+          <w:rFonts w:hint="eastAsia"/>
+        </w:rPr>
+        <w:t>seq_along</w:t>
+      </w:r>
+      <w:proofErr w:type="spellEnd"/>
+      <w:r>
+        <w:rPr>
+          <w:rFonts w:hint="eastAsia"/>
+        </w:rPr>
+        <w:t>(x)) {</w:t>
+      </w:r>
+    </w:p>
+    <w:p>
+      <w:pPr>
+        <w:rPr>
+          <w:rFonts w:hint="eastAsia"/>
+        </w:rPr>
+      </w:pPr>
+      <w:r>
+        <w:rPr>
+          <w:rFonts w:hint="eastAsia"/>
+        </w:rPr>
+        <w:t xml:space="preserve">    result[</w:t>
+      </w:r>
+      <w:proofErr w:type="spellStart"/>
+      <w:r>
+        <w:rPr>
+          <w:rFonts w:hint="eastAsia"/>
+        </w:rPr>
+        <w:t>i</w:t>
+      </w:r>
+      <w:proofErr w:type="spellEnd"/>
+      <w:r>
+        <w:rPr>
+          <w:rFonts w:hint="eastAsia"/>
+        </w:rPr>
+        <w:t>] &lt;- x[</w:t>
+      </w:r>
+      <w:proofErr w:type="spellStart"/>
+      <w:r>
+        <w:rPr>
+          <w:rFonts w:hint="eastAsia"/>
+        </w:rPr>
+        <w:t>i</w:t>
+      </w:r>
+      <w:proofErr w:type="spellEnd"/>
+      <w:r>
+        <w:rPr>
+          <w:rFonts w:hint="eastAsia"/>
+        </w:rPr>
+        <w:t>] &gt; threshold</w:t>
+      </w:r>
+    </w:p>
+    <w:p>
+      <w:pPr>
+        <w:rPr>
+          <w:rFonts w:hint="eastAsia"/>
+        </w:rPr>
+      </w:pPr>
+      <w:r>
+        <w:rPr>
+          <w:rFonts w:hint="eastAsia"/>
+        </w:rPr>
+        <w:t xml:space="preserve">  }</w:t>
+      </w:r>
+    </w:p>
+    <w:p>
+      <w:pPr>
+        <w:rPr>
+          <w:rFonts w:hint="eastAsia"/>
+        </w:rPr>
+      </w:pPr>
+      <w:r>
+        <w:rPr>
+          <w:rFonts w:hint="eastAsia"/>
+        </w:rPr>
+        <w:t xml:space="preserve">  </w:t>
+      </w:r>
+    </w:p>
+    <w:p>
+      <w:pPr>
+        <w:rPr>
+          <w:rFonts w:hint="eastAsia"/>
+        </w:rPr>
+      </w:pPr>
+      <w:r>
+        <w:rPr>
+          <w:rFonts w:hint="eastAsia"/>
+        </w:rPr>
+        <w:t xml:space="preserve">  return(result)</w:t>
+      </w:r>
+    </w:p>
+    <w:p>
+      <w:pPr>
+        <w:rPr>
+          <w:rFonts w:hint="eastAsia"/>
+        </w:rPr>
+      </w:pPr>
+      <w:r>
+        <w:rPr>
+          <w:rFonts w:hint="eastAsia"/>
+        </w:rPr>
+        <w:t>}</w:t>
+      </w:r>
+    </w:p>
+    <w:p>
+      <w:pPr>
+        <w:rPr>
+          <w:rFonts w:hint="eastAsia"/>
+        </w:rPr>
+      </w:pPr>
+    </w:p>
+    <w:p>
+      <w:pPr>
+        <w:rPr>
+          <w:rFonts w:hint="eastAsia"/>
+        </w:rPr>
+      </w:pPr>
+      <w:r>
+        <w:rPr>
+          <w:rFonts w:hint="eastAsia"/>
+        </w:rPr>
+        <w:t>x</w:t>
+      </w:r>
+    </w:p>
+    <w:p>
+      <w:pPr>
+        <w:rPr>
+          <w:rFonts w:hint="eastAsia"/>
+        </w:rPr>
+      </w:pPr>
+    </w:p>
+    <w:p>
+      <w:pPr>
+        <w:rPr>
+          <w:rFonts w:hint="eastAsia"/>
+        </w:rPr>
+      </w:pPr>
+      <w:proofErr w:type="spellStart"/>
+      <w:r>
+        <w:rPr>
+          <w:rFonts w:hint="eastAsia"/>
+        </w:rPr>
+        <w:t>check_above_threshold</w:t>
+      </w:r>
+      <w:proofErr w:type="spellEnd"/>
+      <w:r>
+        <w:rPr>
+          <w:rFonts w:hint="eastAsia"/>
+        </w:rPr>
+        <w:t>(x, threshold = 35)</w:t>
+      </w:r>
+    </w:p>
+    <w:p>
+      <w:pPr>
+        <w:rPr>
+          <w:rFonts w:hint="eastAsia"/>
+        </w:rPr>
+      </w:pPr>
+    </w:p>
+    <w:p>
+      <w:pPr>
+        <w:rPr>
+          <w:rFonts w:hint="eastAsia"/>
+        </w:rPr>
+      </w:pPr>
+      <w:proofErr w:type="spellStart"/>
+      <w:r>
+        <w:rPr>
+          <w:rFonts w:hint="eastAsia"/>
+        </w:rPr>
+        <w:t>result_df</w:t>
+      </w:r>
+      <w:proofErr w:type="spellEnd"/>
+      <w:r>
+        <w:rPr>
+          <w:rFonts w:hint="eastAsia"/>
+        </w:rPr>
+        <w:t xml:space="preserve"> &lt;- </w:t>
+      </w:r>
+      <w:proofErr w:type="spellStart"/>
+      <w:r>
+        <w:rPr>
+          <w:rFonts w:hint="eastAsia"/>
+        </w:rPr>
+        <w:t>data.frame</w:t>
+      </w:r>
+      <w:proofErr w:type="spellEnd"/>
+      <w:r>
+        <w:rPr>
+          <w:rFonts w:hint="eastAsia"/>
+        </w:rPr>
         <w:t>(</w:t>
       </w:r>
-      <w:proofErr w:type="gramEnd"/>
-      <w:r>
-        <w:rPr>
-          <w:rFonts w:hint="eastAsia"/>
-        </w:rPr>
-        <w:t xml:space="preserve">n = 10, mean = 35, </w:t>
-      </w:r>
-      <w:proofErr w:type="spellStart"/>
-      <w:r>
-        <w:rPr>
-          <w:rFonts w:hint="eastAsia"/>
-        </w:rPr>
-        <w:t>sd</w:t>
-      </w:r>
-      <w:proofErr w:type="spellEnd"/>
-      <w:r>
-        <w:rPr>
-          <w:rFonts w:hint="eastAsia"/>
-        </w:rPr>
-        <w:t xml:space="preserve"> = 10)</w:t>
-      </w:r>
-    </w:p>
-    <w:p>
-      <w:pPr>
-        <w:rPr>
-          <w:rFonts w:hint="eastAsia"/>
-        </w:rPr>
-      </w:pPr>
-    </w:p>
-    <w:p>
-      <w:pPr>
-        <w:rPr>
-          <w:rFonts w:hint="eastAsia"/>
-        </w:rPr>
-      </w:pPr>
+    </w:p>
+    <w:p>
+      <w:pPr>
+        <w:rPr>
+          <w:rFonts w:hint="eastAsia"/>
+        </w:rPr>
+      </w:pPr>
+      <w:r>
+        <w:rPr>
+          <w:rFonts w:hint="eastAsia"/>
+        </w:rPr>
+        <w:t xml:space="preserve">  value = x,</w:t>
+      </w:r>
+    </w:p>
+    <w:p>
+      <w:pPr>
+        <w:rPr>
+          <w:rFonts w:hint="eastAsia"/>
+        </w:rPr>
+      </w:pPr>
+      <w:r>
+        <w:rPr>
+          <w:rFonts w:hint="eastAsia"/>
+        </w:rPr>
+        <w:t xml:space="preserve">  above_35 = </w:t>
+      </w:r>
       <w:proofErr w:type="spellStart"/>
       <w:r>
         <w:rPr>
@@ -514,245 +943,251 @@
         <w:rPr>
           <w:rFonts w:hint="eastAsia"/>
         </w:rPr>
+        <w:t>(x, 35)</w:t>
+      </w:r>
+    </w:p>
+    <w:p>
+      <w:pPr>
+        <w:rPr>
+          <w:rFonts w:hint="eastAsia"/>
+        </w:rPr>
+      </w:pPr>
+      <w:r>
+        <w:rPr>
+          <w:rFonts w:hint="eastAsia"/>
+        </w:rPr>
+        <w:t>)</w:t>
+      </w:r>
+    </w:p>
+    <w:p>
+      <w:pPr>
+        <w:rPr>
+          <w:rFonts w:hint="eastAsia"/>
+        </w:rPr>
+      </w:pPr>
+    </w:p>
+    <w:p>
+      <w:pPr>
+        <w:rPr>
+          <w:rFonts w:hint="eastAsia"/>
+        </w:rPr>
+      </w:pPr>
+      <w:r>
+        <w:rPr>
+          <w:rFonts w:hint="eastAsia"/>
+        </w:rPr>
+        <w:t>print(</w:t>
+      </w:r>
+      <w:proofErr w:type="spellStart"/>
+      <w:r>
+        <w:rPr>
+          <w:rFonts w:hint="eastAsia"/>
+        </w:rPr>
+        <w:t>result_df</w:t>
+      </w:r>
+      <w:proofErr w:type="spellEnd"/>
+      <w:r>
+        <w:rPr>
+          <w:rFonts w:hint="eastAsia"/>
+        </w:rPr>
+        <w:t>)</w:t>
+      </w:r>
+    </w:p>
+    <w:p>
+      <w:pPr>
+        <w:rPr>
+          <w:rFonts w:hint="eastAsia"/>
+        </w:rPr>
+      </w:pPr>
+    </w:p>
+    <w:p>
+      <w:pPr>
+        <w:rPr>
+          <w:rFonts w:hint="eastAsia"/>
+        </w:rPr>
+      </w:pPr>
+      <w:r>
+        <w:rPr>
+          <w:rFonts w:hint="eastAsia"/>
+        </w:rPr>
+        <w:t># =========================</w:t>
+      </w:r>
+    </w:p>
+    <w:p>
+      <w:pPr>
+        <w:rPr>
+          <w:rFonts w:hint="eastAsia"/>
+        </w:rPr>
+      </w:pPr>
+      <w:r>
+        <w:rPr>
+          <w:rFonts w:hint="eastAsia"/>
+        </w:rPr>
+        <w:t xml:space="preserve"># Task 2B: 用 </w:t>
+      </w:r>
+      <w:proofErr w:type="spellStart"/>
+      <w:r>
+        <w:rPr>
+          <w:rFonts w:hint="eastAsia"/>
+        </w:rPr>
+        <w:t>sapply</w:t>
+      </w:r>
+      <w:proofErr w:type="spellEnd"/>
+      <w:r>
+        <w:rPr>
+          <w:rFonts w:hint="eastAsia"/>
+        </w:rPr>
+        <w:t xml:space="preserve"> 检查阈值</w:t>
+      </w:r>
+    </w:p>
+    <w:p>
+      <w:pPr>
+        <w:rPr>
+          <w:rFonts w:hint="eastAsia"/>
+        </w:rPr>
+      </w:pPr>
+      <w:r>
+        <w:rPr>
+          <w:rFonts w:hint="eastAsia"/>
+        </w:rPr>
+        <w:t># =========================</w:t>
+      </w:r>
+    </w:p>
+    <w:p>
+      <w:pPr>
+        <w:rPr>
+          <w:rFonts w:hint="eastAsia"/>
+        </w:rPr>
+      </w:pPr>
+      <w:proofErr w:type="spellStart"/>
+      <w:r>
+        <w:rPr>
+          <w:rFonts w:hint="eastAsia"/>
+        </w:rPr>
+        <w:t>check_above_threshold_apply</w:t>
+      </w:r>
+      <w:proofErr w:type="spellEnd"/>
+      <w:r>
+        <w:rPr>
+          <w:rFonts w:hint="eastAsia"/>
+        </w:rPr>
+        <w:t xml:space="preserve"> &lt;- function(x, threshold = 35) {</w:t>
+      </w:r>
+    </w:p>
+    <w:p>
+      <w:pPr>
+        <w:rPr>
+          <w:rFonts w:hint="eastAsia"/>
+        </w:rPr>
+      </w:pPr>
+      <w:r>
+        <w:rPr>
+          <w:rFonts w:hint="eastAsia"/>
+        </w:rPr>
+        <w:t xml:space="preserve">  </w:t>
+      </w:r>
+      <w:proofErr w:type="spellStart"/>
+      <w:r>
+        <w:rPr>
+          <w:rFonts w:hint="eastAsia"/>
+        </w:rPr>
+        <w:t>sapply</w:t>
+      </w:r>
+      <w:proofErr w:type="spellEnd"/>
+      <w:r>
+        <w:rPr>
+          <w:rFonts w:hint="eastAsia"/>
+        </w:rPr>
+        <w:t>(x, function(value) value &gt; threshold)</w:t>
+      </w:r>
+    </w:p>
+    <w:p>
+      <w:pPr>
+        <w:rPr>
+          <w:rFonts w:hint="eastAsia"/>
+        </w:rPr>
+      </w:pPr>
+      <w:r>
+        <w:rPr>
+          <w:rFonts w:hint="eastAsia"/>
+        </w:rPr>
+        <w:t>}</w:t>
+      </w:r>
+    </w:p>
+    <w:p>
+      <w:pPr>
+        <w:rPr>
+          <w:rFonts w:hint="eastAsia"/>
+        </w:rPr>
+      </w:pPr>
+    </w:p>
+    <w:p>
+      <w:pPr>
+        <w:rPr>
+          <w:rFonts w:hint="eastAsia"/>
+        </w:rPr>
+      </w:pPr>
+      <w:r>
+        <w:rPr>
+          <w:rFonts w:hint="eastAsia"/>
+        </w:rPr>
+        <w:t>x</w:t>
+      </w:r>
+    </w:p>
+    <w:p>
+      <w:pPr>
+        <w:rPr>
+          <w:rFonts w:hint="eastAsia"/>
+        </w:rPr>
+      </w:pPr>
+      <w:proofErr w:type="spellStart"/>
+      <w:r>
+        <w:rPr>
+          <w:rFonts w:hint="eastAsia"/>
+        </w:rPr>
+        <w:t>check_above_threshold_apply</w:t>
+      </w:r>
+      <w:proofErr w:type="spellEnd"/>
+      <w:r>
+        <w:rPr>
+          <w:rFonts w:hint="eastAsia"/>
+        </w:rPr>
+        <w:t>(x, threshold = 35)</w:t>
+      </w:r>
+    </w:p>
+    <w:p>
+      <w:pPr>
+        <w:rPr>
+          <w:rFonts w:hint="eastAsia"/>
+        </w:rPr>
+      </w:pPr>
+    </w:p>
+    <w:p>
+      <w:pPr>
+        <w:rPr>
+          <w:rFonts w:hint="eastAsia"/>
+        </w:rPr>
+      </w:pPr>
+      <w:proofErr w:type="spellStart"/>
+      <w:r>
+        <w:rPr>
+          <w:rFonts w:hint="eastAsia"/>
+        </w:rPr>
+        <w:t>result_df</w:t>
+      </w:r>
+      <w:proofErr w:type="spellEnd"/>
+      <w:r>
+        <w:rPr>
+          <w:rFonts w:hint="eastAsia"/>
+        </w:rPr>
         <w:t xml:space="preserve"> &lt;- </w:t>
       </w:r>
-      <w:proofErr w:type="gramStart"/>
-      <w:r>
-        <w:rPr>
-          <w:rFonts w:hint="eastAsia"/>
-        </w:rPr>
-        <w:t>function(</w:t>
-      </w:r>
-      <w:proofErr w:type="gramEnd"/>
-      <w:r>
-        <w:rPr>
-          <w:rFonts w:hint="eastAsia"/>
-        </w:rPr>
-        <w:t xml:space="preserve">x, threshold = </w:t>
-      </w:r>
-      <w:proofErr w:type="gramStart"/>
-      <w:r>
-        <w:rPr>
-          <w:rFonts w:hint="eastAsia"/>
-        </w:rPr>
-        <w:t>35) {</w:t>
-      </w:r>
-      <w:proofErr w:type="gramEnd"/>
-    </w:p>
-    <w:p>
-      <w:pPr>
-        <w:rPr>
-          <w:rFonts w:hint="eastAsia"/>
-        </w:rPr>
-      </w:pPr>
-      <w:r>
-        <w:rPr>
-          <w:rFonts w:hint="eastAsia"/>
-        </w:rPr>
-        <w:t xml:space="preserve">  result &lt;- logical(length(x))</w:t>
-      </w:r>
-    </w:p>
-    <w:p>
-      <w:pPr>
-        <w:rPr>
-          <w:rFonts w:hint="eastAsia"/>
-        </w:rPr>
-      </w:pPr>
-      <w:r>
-        <w:rPr>
-          <w:rFonts w:hint="eastAsia"/>
-        </w:rPr>
-        <w:t xml:space="preserve">  </w:t>
-      </w:r>
-    </w:p>
-    <w:p>
-      <w:pPr>
-        <w:rPr>
-          <w:rFonts w:hint="eastAsia"/>
-        </w:rPr>
-      </w:pPr>
-      <w:r>
-        <w:rPr>
-          <w:rFonts w:hint="eastAsia"/>
-        </w:rPr>
-        <w:t xml:space="preserve">  for (</w:t>
-      </w:r>
-      <w:proofErr w:type="spellStart"/>
-      <w:r>
-        <w:rPr>
-          <w:rFonts w:hint="eastAsia"/>
-        </w:rPr>
-        <w:t>i</w:t>
-      </w:r>
-      <w:proofErr w:type="spellEnd"/>
-      <w:r>
-        <w:rPr>
-          <w:rFonts w:hint="eastAsia"/>
-        </w:rPr>
-        <w:t xml:space="preserve"> in </w:t>
-      </w:r>
-      <w:proofErr w:type="spellStart"/>
-      <w:r>
-        <w:rPr>
-          <w:rFonts w:hint="eastAsia"/>
-        </w:rPr>
-        <w:t>seq_along</w:t>
-      </w:r>
-      <w:proofErr w:type="spellEnd"/>
-      <w:r>
-        <w:rPr>
-          <w:rFonts w:hint="eastAsia"/>
-        </w:rPr>
-        <w:t>(x</w:t>
-      </w:r>
-      <w:proofErr w:type="gramStart"/>
-      <w:r>
-        <w:rPr>
-          <w:rFonts w:hint="eastAsia"/>
-        </w:rPr>
-        <w:t>)) {</w:t>
-      </w:r>
-      <w:proofErr w:type="gramEnd"/>
-    </w:p>
-    <w:p>
-      <w:pPr>
-        <w:rPr>
-          <w:rFonts w:hint="eastAsia"/>
-        </w:rPr>
-      </w:pPr>
-      <w:r>
-        <w:rPr>
-          <w:rFonts w:hint="eastAsia"/>
-        </w:rPr>
-        <w:t xml:space="preserve">    result[</w:t>
-      </w:r>
-      <w:proofErr w:type="spellStart"/>
-      <w:r>
-        <w:rPr>
-          <w:rFonts w:hint="eastAsia"/>
-        </w:rPr>
-        <w:t>i</w:t>
-      </w:r>
-      <w:proofErr w:type="spellEnd"/>
-      <w:r>
-        <w:rPr>
-          <w:rFonts w:hint="eastAsia"/>
-        </w:rPr>
-        <w:t>] &lt;- x[</w:t>
-      </w:r>
-      <w:proofErr w:type="spellStart"/>
-      <w:r>
-        <w:rPr>
-          <w:rFonts w:hint="eastAsia"/>
-        </w:rPr>
-        <w:t>i</w:t>
-      </w:r>
-      <w:proofErr w:type="spellEnd"/>
-      <w:r>
-        <w:rPr>
-          <w:rFonts w:hint="eastAsia"/>
-        </w:rPr>
-        <w:t>] &gt; threshold</w:t>
-      </w:r>
-    </w:p>
-    <w:p>
-      <w:pPr>
-        <w:rPr>
-          <w:rFonts w:hint="eastAsia"/>
-        </w:rPr>
-      </w:pPr>
-      <w:r>
-        <w:rPr>
-          <w:rFonts w:hint="eastAsia"/>
-        </w:rPr>
-        <w:t xml:space="preserve">  }</w:t>
-      </w:r>
-    </w:p>
-    <w:p>
-      <w:pPr>
-        <w:rPr>
-          <w:rFonts w:hint="eastAsia"/>
-        </w:rPr>
-      </w:pPr>
-      <w:r>
-        <w:rPr>
-          <w:rFonts w:hint="eastAsia"/>
-        </w:rPr>
-        <w:t xml:space="preserve">  </w:t>
-      </w:r>
-    </w:p>
-    <w:p>
-      <w:pPr>
-        <w:rPr>
-          <w:rFonts w:hint="eastAsia"/>
-        </w:rPr>
-      </w:pPr>
-      <w:r>
-        <w:rPr>
-          <w:rFonts w:hint="eastAsia"/>
-        </w:rPr>
-        <w:t xml:space="preserve">  return(result)</w:t>
-      </w:r>
-    </w:p>
-    <w:p>
-      <w:pPr>
-        <w:rPr>
-          <w:rFonts w:hint="eastAsia"/>
-        </w:rPr>
-      </w:pPr>
-      <w:r>
-        <w:rPr>
-          <w:rFonts w:hint="eastAsia"/>
-        </w:rPr>
-        <w:t>}</w:t>
-      </w:r>
-    </w:p>
-    <w:p>
-      <w:pPr>
-        <w:rPr>
-          <w:rFonts w:hint="eastAsia"/>
-        </w:rPr>
-      </w:pPr>
-    </w:p>
-    <w:p>
-      <w:pPr>
-        <w:rPr>
-          <w:rFonts w:hint="eastAsia"/>
-        </w:rPr>
-      </w:pPr>
-      <w:r>
-        <w:rPr>
-          <w:rFonts w:hint="eastAsia"/>
-        </w:rPr>
-        <w:t>x</w:t>
-      </w:r>
-    </w:p>
-    <w:p>
-      <w:pPr>
-        <w:rPr>
-          <w:rFonts w:hint="eastAsia"/>
-        </w:rPr>
-      </w:pPr>
-    </w:p>
-    <w:p>
-      <w:pPr>
-        <w:rPr>
-          <w:rFonts w:hint="eastAsia"/>
-        </w:rPr>
-      </w:pPr>
-      <w:proofErr w:type="spellStart"/>
-      <w:r>
-        <w:rPr>
-          <w:rFonts w:hint="eastAsia"/>
-        </w:rPr>
-        <w:t>check_above_</w:t>
-      </w:r>
-      <w:proofErr w:type="gramStart"/>
-      <w:r>
-        <w:rPr>
-          <w:rFonts w:hint="eastAsia"/>
-        </w:rPr>
-        <w:t>threshold</w:t>
+      <w:proofErr w:type="spellStart"/>
+      <w:r>
+        <w:rPr>
+          <w:rFonts w:hint="eastAsia"/>
+        </w:rPr>
+        <w:t>data.frame</w:t>
       </w:r>
       <w:proofErr w:type="spellEnd"/>
       <w:r>
@@ -761,57 +1196,6 @@
         </w:rPr>
         <w:t>(</w:t>
       </w:r>
-      <w:proofErr w:type="gramEnd"/>
-      <w:r>
-        <w:rPr>
-          <w:rFonts w:hint="eastAsia"/>
-        </w:rPr>
-        <w:t>x, threshold = 35)</w:t>
-      </w:r>
-    </w:p>
-    <w:p>
-      <w:pPr>
-        <w:rPr>
-          <w:rFonts w:hint="eastAsia"/>
-        </w:rPr>
-      </w:pPr>
-    </w:p>
-    <w:p>
-      <w:pPr>
-        <w:rPr>
-          <w:rFonts w:hint="eastAsia"/>
-        </w:rPr>
-      </w:pPr>
-      <w:proofErr w:type="spellStart"/>
-      <w:r>
-        <w:rPr>
-          <w:rFonts w:hint="eastAsia"/>
-        </w:rPr>
-        <w:t>result_df</w:t>
-      </w:r>
-      <w:proofErr w:type="spellEnd"/>
-      <w:r>
-        <w:rPr>
-          <w:rFonts w:hint="eastAsia"/>
-        </w:rPr>
-        <w:t xml:space="preserve"> &lt;- </w:t>
-      </w:r>
-      <w:proofErr w:type="spellStart"/>
-      <w:proofErr w:type="gramStart"/>
-      <w:r>
-        <w:rPr>
-          <w:rFonts w:hint="eastAsia"/>
-        </w:rPr>
-        <w:t>data.frame</w:t>
-      </w:r>
-      <w:proofErr w:type="spellEnd"/>
-      <w:proofErr w:type="gramEnd"/>
-      <w:r>
-        <w:rPr>
-          <w:rFonts w:hint="eastAsia"/>
-        </w:rPr>
-        <w:t>(</w:t>
-      </w:r>
     </w:p>
     <w:p>
       <w:pPr>
@@ -843,380 +1227,14 @@
         <w:rPr>
           <w:rFonts w:hint="eastAsia"/>
         </w:rPr>
-        <w:t>check_above_</w:t>
-      </w:r>
-      <w:proofErr w:type="gramStart"/>
-      <w:r>
-        <w:rPr>
-          <w:rFonts w:hint="eastAsia"/>
-        </w:rPr>
-        <w:t>threshold</w:t>
-      </w:r>
-      <w:proofErr w:type="spellEnd"/>
-      <w:r>
-        <w:rPr>
-          <w:rFonts w:hint="eastAsia"/>
-        </w:rPr>
-        <w:t>(</w:t>
-      </w:r>
-      <w:proofErr w:type="gramEnd"/>
-      <w:r>
-        <w:rPr>
-          <w:rFonts w:hint="eastAsia"/>
-        </w:rPr>
-        <w:t>x, 35)</w:t>
-      </w:r>
-    </w:p>
-    <w:p>
-      <w:pPr>
-        <w:rPr>
-          <w:rFonts w:hint="eastAsia"/>
-        </w:rPr>
-      </w:pPr>
-      <w:r>
-        <w:rPr>
-          <w:rFonts w:hint="eastAsia"/>
-        </w:rPr>
-        <w:t>)</w:t>
-      </w:r>
-    </w:p>
-    <w:p>
-      <w:pPr>
-        <w:rPr>
-          <w:rFonts w:hint="eastAsia"/>
-        </w:rPr>
-      </w:pPr>
-    </w:p>
-    <w:p>
-      <w:pPr>
-        <w:rPr>
-          <w:rFonts w:hint="eastAsia"/>
-        </w:rPr>
-      </w:pPr>
-      <w:r>
-        <w:rPr>
-          <w:rFonts w:hint="eastAsia"/>
-        </w:rPr>
-        <w:lastRenderedPageBreak/>
-        <w:t>print(</w:t>
-      </w:r>
-      <w:proofErr w:type="spellStart"/>
-      <w:r>
-        <w:rPr>
-          <w:rFonts w:hint="eastAsia"/>
-        </w:rPr>
-        <w:t>result_df</w:t>
-      </w:r>
-      <w:proofErr w:type="spellEnd"/>
-      <w:r>
-        <w:rPr>
-          <w:rFonts w:hint="eastAsia"/>
-        </w:rPr>
-        <w:t>)</w:t>
-      </w:r>
-    </w:p>
-    <w:p>
-      <w:pPr>
-        <w:rPr>
-          <w:rFonts w:hint="eastAsia"/>
-        </w:rPr>
-      </w:pPr>
-    </w:p>
-    <w:p>
-      <w:pPr>
-        <w:rPr>
-          <w:rFonts w:hint="eastAsia"/>
-        </w:rPr>
-      </w:pPr>
-      <w:r>
-        <w:rPr>
-          <w:rFonts w:hint="eastAsia"/>
-        </w:rPr>
-        <w:t># =========================</w:t>
-      </w:r>
-    </w:p>
-    <w:p>
-      <w:pPr>
-        <w:rPr>
-          <w:rFonts w:hint="eastAsia"/>
-        </w:rPr>
-      </w:pPr>
-      <w:r>
-        <w:rPr>
-          <w:rFonts w:hint="eastAsia"/>
-        </w:rPr>
-        <w:t xml:space="preserve"># Task 2B: 用 </w:t>
-      </w:r>
-      <w:proofErr w:type="spellStart"/>
-      <w:r>
-        <w:rPr>
-          <w:rFonts w:hint="eastAsia"/>
-        </w:rPr>
-        <w:t>sapply</w:t>
-      </w:r>
-      <w:proofErr w:type="spellEnd"/>
-      <w:r>
-        <w:rPr>
-          <w:rFonts w:hint="eastAsia"/>
-        </w:rPr>
-        <w:t xml:space="preserve"> 检查阈值</w:t>
-      </w:r>
-    </w:p>
-    <w:p>
-      <w:pPr>
-        <w:rPr>
-          <w:rFonts w:hint="eastAsia"/>
-        </w:rPr>
-      </w:pPr>
-      <w:r>
-        <w:rPr>
-          <w:rFonts w:hint="eastAsia"/>
-        </w:rPr>
-        <w:t># =========================</w:t>
-      </w:r>
-    </w:p>
-    <w:p>
-      <w:pPr>
-        <w:rPr>
-          <w:rFonts w:hint="eastAsia"/>
-        </w:rPr>
-      </w:pPr>
-      <w:proofErr w:type="spellStart"/>
-      <w:r>
-        <w:rPr>
-          <w:rFonts w:hint="eastAsia"/>
-        </w:rPr>
-        <w:t>check_above_threshold_apply</w:t>
-      </w:r>
-      <w:proofErr w:type="spellEnd"/>
-      <w:r>
-        <w:rPr>
-          <w:rFonts w:hint="eastAsia"/>
-        </w:rPr>
-        <w:t xml:space="preserve"> &lt;- </w:t>
-      </w:r>
-      <w:proofErr w:type="gramStart"/>
-      <w:r>
-        <w:rPr>
-          <w:rFonts w:hint="eastAsia"/>
-        </w:rPr>
-        <w:t>function(</w:t>
-      </w:r>
-      <w:proofErr w:type="gramEnd"/>
-      <w:r>
-        <w:rPr>
-          <w:rFonts w:hint="eastAsia"/>
-        </w:rPr>
-        <w:t xml:space="preserve">x, threshold = </w:t>
-      </w:r>
-      <w:proofErr w:type="gramStart"/>
-      <w:r>
-        <w:rPr>
-          <w:rFonts w:hint="eastAsia"/>
-        </w:rPr>
-        <w:t>35) {</w:t>
-      </w:r>
-      <w:proofErr w:type="gramEnd"/>
-    </w:p>
-    <w:p>
-      <w:pPr>
-        <w:rPr>
-          <w:rFonts w:hint="eastAsia"/>
-        </w:rPr>
-      </w:pPr>
-      <w:r>
-        <w:rPr>
-          <w:rFonts w:hint="eastAsia"/>
-        </w:rPr>
-        <w:t xml:space="preserve">  </w:t>
-      </w:r>
-      <w:proofErr w:type="spellStart"/>
-      <w:proofErr w:type="gramStart"/>
-      <w:r>
-        <w:rPr>
-          <w:rFonts w:hint="eastAsia"/>
-        </w:rPr>
-        <w:t>sapply</w:t>
-      </w:r>
-      <w:proofErr w:type="spellEnd"/>
-      <w:r>
-        <w:rPr>
-          <w:rFonts w:hint="eastAsia"/>
-        </w:rPr>
-        <w:t>(</w:t>
-      </w:r>
-      <w:proofErr w:type="gramEnd"/>
-      <w:r>
-        <w:rPr>
-          <w:rFonts w:hint="eastAsia"/>
-        </w:rPr>
-        <w:t>x, function(value) value &gt; threshold)</w:t>
-      </w:r>
-    </w:p>
-    <w:p>
-      <w:pPr>
-        <w:rPr>
-          <w:rFonts w:hint="eastAsia"/>
-        </w:rPr>
-      </w:pPr>
-      <w:r>
-        <w:rPr>
-          <w:rFonts w:hint="eastAsia"/>
-        </w:rPr>
-        <w:t>}</w:t>
-      </w:r>
-    </w:p>
-    <w:p>
-      <w:pPr>
-        <w:rPr>
-          <w:rFonts w:hint="eastAsia"/>
-        </w:rPr>
-      </w:pPr>
-    </w:p>
-    <w:p>
-      <w:pPr>
-        <w:rPr>
-          <w:rFonts w:hint="eastAsia"/>
-        </w:rPr>
-      </w:pPr>
-      <w:r>
-        <w:rPr>
-          <w:rFonts w:hint="eastAsia"/>
-        </w:rPr>
-        <w:t>x</w:t>
-      </w:r>
-    </w:p>
-    <w:p>
-      <w:pPr>
-        <w:rPr>
-          <w:rFonts w:hint="eastAsia"/>
-        </w:rPr>
-      </w:pPr>
-      <w:proofErr w:type="spellStart"/>
-      <w:r>
-        <w:rPr>
-          <w:rFonts w:hint="eastAsia"/>
-        </w:rPr>
-        <w:t>check_above_threshold_</w:t>
-      </w:r>
-      <w:proofErr w:type="gramStart"/>
-      <w:r>
-        <w:rPr>
-          <w:rFonts w:hint="eastAsia"/>
-        </w:rPr>
-        <w:t>apply</w:t>
-      </w:r>
-      <w:proofErr w:type="spellEnd"/>
-      <w:r>
-        <w:rPr>
-          <w:rFonts w:hint="eastAsia"/>
-        </w:rPr>
-        <w:t>(</w:t>
-      </w:r>
-      <w:proofErr w:type="gramEnd"/>
-      <w:r>
-        <w:rPr>
-          <w:rFonts w:hint="eastAsia"/>
-        </w:rPr>
-        <w:t>x, threshold = 35)</w:t>
-      </w:r>
-    </w:p>
-    <w:p>
-      <w:pPr>
-        <w:rPr>
-          <w:rFonts w:hint="eastAsia"/>
-        </w:rPr>
-      </w:pPr>
-    </w:p>
-    <w:p>
-      <w:pPr>
-        <w:rPr>
-          <w:rFonts w:hint="eastAsia"/>
-        </w:rPr>
-      </w:pPr>
-      <w:proofErr w:type="spellStart"/>
-      <w:r>
-        <w:rPr>
-          <w:rFonts w:hint="eastAsia"/>
-        </w:rPr>
-        <w:t>result_df</w:t>
-      </w:r>
-      <w:proofErr w:type="spellEnd"/>
-      <w:r>
-        <w:rPr>
-          <w:rFonts w:hint="eastAsia"/>
-        </w:rPr>
-        <w:t xml:space="preserve"> &lt;- </w:t>
-      </w:r>
-      <w:proofErr w:type="spellStart"/>
-      <w:proofErr w:type="gramStart"/>
-      <w:r>
-        <w:rPr>
-          <w:rFonts w:hint="eastAsia"/>
-        </w:rPr>
-        <w:t>data.frame</w:t>
-      </w:r>
-      <w:proofErr w:type="spellEnd"/>
-      <w:proofErr w:type="gramEnd"/>
-      <w:r>
-        <w:rPr>
-          <w:rFonts w:hint="eastAsia"/>
-        </w:rPr>
-        <w:t>(</w:t>
-      </w:r>
-    </w:p>
-    <w:p>
-      <w:pPr>
-        <w:rPr>
-          <w:rFonts w:hint="eastAsia"/>
-        </w:rPr>
-      </w:pPr>
-      <w:r>
-        <w:rPr>
-          <w:rFonts w:hint="eastAsia"/>
-        </w:rPr>
-        <w:t xml:space="preserve">  value = x,</w:t>
-      </w:r>
-    </w:p>
-    <w:p>
-      <w:pPr>
-        <w:rPr>
-          <w:rFonts w:hint="eastAsia"/>
-        </w:rPr>
-      </w:pPr>
-      <w:r>
-        <w:rPr>
-          <w:rFonts w:hint="eastAsia"/>
-        </w:rPr>
-        <w:t xml:space="preserve">  above_35 = </w:t>
-      </w:r>
-      <w:proofErr w:type="spellStart"/>
-      <w:r>
-        <w:rPr>
-          <w:rFonts w:hint="eastAsia"/>
-        </w:rPr>
-        <w:t>check_above_</w:t>
-      </w:r>
-      <w:proofErr w:type="gramStart"/>
-      <w:r>
-        <w:rPr>
-          <w:rFonts w:hint="eastAsia"/>
-        </w:rPr>
-        <w:t>threshold</w:t>
-      </w:r>
-      <w:proofErr w:type="spellEnd"/>
-      <w:r>
-        <w:rPr>
-          <w:rFonts w:hint="eastAsia"/>
-        </w:rPr>
-        <w:t>(</w:t>
-      </w:r>
-      <w:proofErr w:type="gramEnd"/>
-      <w:r>
-        <w:rPr>
-          <w:rFonts w:hint="eastAsia"/>
-        </w:rPr>
-        <w:t>x, 35)</w:t>
+        <w:t>check_above_threshold</w:t>
+      </w:r>
+      <w:proofErr w:type="spellEnd"/>
+      <w:r>
+        <w:rPr>
+          <w:rFonts w:hint="eastAsia"/>
+        </w:rPr>
+        <w:t>(x, 35)</w:t>
       </w:r>
     </w:p>
     <w:p>

--- a/Homework-202602/Homework-202602.docx
+++ b/Homework-202602/Homework-202602.docx
@@ -12,7 +12,13 @@
         <w:rPr>
           <w:rFonts w:hint="eastAsia"/>
         </w:rPr>
-        <w:t>Homework_202602</w:t>
+        <w:t>Homework_2026</w:t>
+      </w:r>
+      <w:r>
+        <w:rPr>
+          <w:rFonts w:hint="eastAsia"/>
+        </w:rPr>
+        <w:t>02</w:t>
       </w:r>
     </w:p>
     <w:p>
@@ -165,6 +171,7 @@
         <w:t>(</w:t>
       </w:r>
       <w:proofErr w:type="spellStart"/>
+      <w:proofErr w:type="gramStart"/>
       <w:r>
         <w:rPr>
           <w:rFonts w:hint="eastAsia"/>
@@ -172,6 +179,7 @@
         <w:t>available.packages</w:t>
       </w:r>
       <w:proofErr w:type="spellEnd"/>
+      <w:proofErr w:type="gramEnd"/>
       <w:r>
         <w:rPr>
           <w:rFonts w:hint="eastAsia"/>
@@ -234,6 +242,7 @@
         </w:rPr>
       </w:pPr>
       <w:proofErr w:type="spellStart"/>
+      <w:proofErr w:type="gramStart"/>
       <w:r>
         <w:rPr>
           <w:rFonts w:hint="eastAsia"/>
@@ -241,6 +250,7 @@
         <w:t>install.packages</w:t>
       </w:r>
       <w:proofErr w:type="spellEnd"/>
+      <w:proofErr w:type="gramEnd"/>
       <w:r>
         <w:rPr>
           <w:rFonts w:hint="eastAsia"/>
@@ -361,14 +371,28 @@
         <w:rPr>
           <w:rFonts w:hint="eastAsia"/>
         </w:rPr>
-        <w:t>tidyverse_packages</w:t>
-      </w:r>
-      <w:proofErr w:type="spellEnd"/>
-      <w:r>
-        <w:rPr>
-          <w:rFonts w:hint="eastAsia"/>
-        </w:rPr>
-        <w:t>()</w:t>
+        <w:t>tidyverse_</w:t>
+      </w:r>
+      <w:proofErr w:type="gramStart"/>
+      <w:r>
+        <w:rPr>
+          <w:rFonts w:hint="eastAsia"/>
+        </w:rPr>
+        <w:t>packages</w:t>
+      </w:r>
+      <w:proofErr w:type="spellEnd"/>
+      <w:r>
+        <w:rPr>
+          <w:rFonts w:hint="eastAsia"/>
+        </w:rPr>
+        <w:t>(</w:t>
+      </w:r>
+      <w:proofErr w:type="gramEnd"/>
+      <w:r>
+        <w:rPr>
+          <w:rFonts w:hint="eastAsia"/>
+        </w:rPr>
+        <w:t>)</w:t>
       </w:r>
     </w:p>
     <w:p>
@@ -438,6 +462,7 @@
         <w:t>ls("</w:t>
       </w:r>
       <w:proofErr w:type="spellStart"/>
+      <w:proofErr w:type="gramStart"/>
       <w:r>
         <w:rPr>
           <w:rFonts w:hint="eastAsia"/>
@@ -445,6 +470,7 @@
         <w:t>package:dplyr</w:t>
       </w:r>
       <w:proofErr w:type="spellEnd"/>
+      <w:proofErr w:type="gramEnd"/>
       <w:r>
         <w:rPr>
           <w:rFonts w:hint="eastAsia"/>
@@ -471,6 +497,7 @@
           <w:rFonts w:hint="eastAsia"/>
         </w:rPr>
       </w:pPr>
+      <w:proofErr w:type="gramStart"/>
       <w:r>
         <w:rPr>
           <w:rFonts w:hint="eastAsia"/>
@@ -489,16 +516,24 @@
         <w:rPr>
           <w:rFonts w:hint="eastAsia"/>
         </w:rPr>
-        <w:t>::filter</w:t>
-      </w:r>
-    </w:p>
-    <w:p>
-      <w:pPr>
-        <w:rPr>
-          <w:rFonts w:hint="eastAsia"/>
-        </w:rPr>
-      </w:pPr>
-      <w:proofErr w:type="spellStart"/>
+        <w:t>::</w:t>
+      </w:r>
+      <w:proofErr w:type="gramEnd"/>
+      <w:r>
+        <w:rPr>
+          <w:rFonts w:hint="eastAsia"/>
+        </w:rPr>
+        <w:t>filter</w:t>
+      </w:r>
+    </w:p>
+    <w:p>
+      <w:pPr>
+        <w:rPr>
+          <w:rFonts w:hint="eastAsia"/>
+        </w:rPr>
+      </w:pPr>
+      <w:proofErr w:type="spellStart"/>
+      <w:proofErr w:type="gramStart"/>
       <w:r>
         <w:rPr>
           <w:rFonts w:hint="eastAsia"/>
@@ -524,7 +559,14 @@
         <w:rPr>
           <w:rFonts w:hint="eastAsia"/>
         </w:rPr>
-        <w:t>::filter)</w:t>
+        <w:t>::</w:t>
+      </w:r>
+      <w:proofErr w:type="gramEnd"/>
+      <w:r>
+        <w:rPr>
+          <w:rFonts w:hint="eastAsia"/>
+        </w:rPr>
+        <w:t>filter)</w:t>
       </w:r>
     </w:p>
     <w:p>
@@ -573,6 +615,7 @@
         </w:rPr>
       </w:pPr>
       <w:proofErr w:type="spellStart"/>
+      <w:proofErr w:type="gramStart"/>
       <w:r>
         <w:rPr>
           <w:rFonts w:hint="eastAsia"/>
@@ -580,6 +623,7 @@
         <w:t>set.seed</w:t>
       </w:r>
       <w:proofErr w:type="spellEnd"/>
+      <w:proofErr w:type="gramEnd"/>
       <w:r>
         <w:rPr>
           <w:rFonts w:hint="eastAsia"/>
@@ -600,6 +644,7 @@
         <w:t xml:space="preserve">x &lt;- </w:t>
       </w:r>
       <w:proofErr w:type="spellStart"/>
+      <w:proofErr w:type="gramStart"/>
       <w:r>
         <w:rPr>
           <w:rFonts w:hint="eastAsia"/>
@@ -611,7 +656,14 @@
         <w:rPr>
           <w:rFonts w:hint="eastAsia"/>
         </w:rPr>
-        <w:t xml:space="preserve">(n = 10, mean = 35, </w:t>
+        <w:t>(</w:t>
+      </w:r>
+      <w:proofErr w:type="gramEnd"/>
+      <w:r>
+        <w:rPr>
+          <w:rFonts w:hint="eastAsia"/>
+        </w:rPr>
+        <w:t xml:space="preserve">n = 10, mean = 35, </w:t>
       </w:r>
       <w:proofErr w:type="spellStart"/>
       <w:r>
@@ -653,8 +705,30 @@
         <w:rPr>
           <w:rFonts w:hint="eastAsia"/>
         </w:rPr>
-        <w:t xml:space="preserve"> &lt;- function(x, threshold = 35) {</w:t>
-      </w:r>
+        <w:t xml:space="preserve"> &lt;- </w:t>
+      </w:r>
+      <w:proofErr w:type="gramStart"/>
+      <w:r>
+        <w:rPr>
+          <w:rFonts w:hint="eastAsia"/>
+        </w:rPr>
+        <w:t>function(</w:t>
+      </w:r>
+      <w:proofErr w:type="gramEnd"/>
+      <w:r>
+        <w:rPr>
+          <w:rFonts w:hint="eastAsia"/>
+        </w:rPr>
+        <w:t xml:space="preserve">x, threshold = </w:t>
+      </w:r>
+      <w:proofErr w:type="gramStart"/>
+      <w:r>
+        <w:rPr>
+          <w:rFonts w:hint="eastAsia"/>
+        </w:rPr>
+        <w:t>35) {</w:t>
+      </w:r>
+      <w:proofErr w:type="gramEnd"/>
     </w:p>
     <w:p>
       <w:pPr>
@@ -720,8 +794,16 @@
         <w:rPr>
           <w:rFonts w:hint="eastAsia"/>
         </w:rPr>
-        <w:t>(x)) {</w:t>
-      </w:r>
+        <w:t>(x</w:t>
+      </w:r>
+      <w:proofErr w:type="gramStart"/>
+      <w:r>
+        <w:rPr>
+          <w:rFonts w:hint="eastAsia"/>
+        </w:rPr>
+        <w:t>)) {</w:t>
+      </w:r>
+      <w:proofErr w:type="gramEnd"/>
     </w:p>
     <w:p>
       <w:pPr>
@@ -854,14 +936,28 @@
         <w:rPr>
           <w:rFonts w:hint="eastAsia"/>
         </w:rPr>
-        <w:t>check_above_threshold</w:t>
-      </w:r>
-      <w:proofErr w:type="spellEnd"/>
-      <w:r>
-        <w:rPr>
-          <w:rFonts w:hint="eastAsia"/>
-        </w:rPr>
-        <w:t>(x, threshold = 35)</w:t>
+        <w:t>check_above_</w:t>
+      </w:r>
+      <w:proofErr w:type="gramStart"/>
+      <w:r>
+        <w:rPr>
+          <w:rFonts w:hint="eastAsia"/>
+        </w:rPr>
+        <w:t>threshold</w:t>
+      </w:r>
+      <w:proofErr w:type="spellEnd"/>
+      <w:r>
+        <w:rPr>
+          <w:rFonts w:hint="eastAsia"/>
+        </w:rPr>
+        <w:t>(</w:t>
+      </w:r>
+      <w:proofErr w:type="gramEnd"/>
+      <w:r>
+        <w:rPr>
+          <w:rFonts w:hint="eastAsia"/>
+        </w:rPr>
+        <w:t>x, threshold = 35)</w:t>
       </w:r>
     </w:p>
     <w:p>
@@ -892,6 +988,7 @@
         <w:t xml:space="preserve"> &lt;- </w:t>
       </w:r>
       <w:proofErr w:type="spellStart"/>
+      <w:proofErr w:type="gramStart"/>
       <w:r>
         <w:rPr>
           <w:rFonts w:hint="eastAsia"/>
@@ -899,6 +996,7 @@
         <w:t>data.frame</w:t>
       </w:r>
       <w:proofErr w:type="spellEnd"/>
+      <w:proofErr w:type="gramEnd"/>
       <w:r>
         <w:rPr>
           <w:rFonts w:hint="eastAsia"/>
@@ -936,14 +1034,28 @@
         <w:rPr>
           <w:rFonts w:hint="eastAsia"/>
         </w:rPr>
-        <w:t>check_above_threshold</w:t>
-      </w:r>
-      <w:proofErr w:type="spellEnd"/>
-      <w:r>
-        <w:rPr>
-          <w:rFonts w:hint="eastAsia"/>
-        </w:rPr>
-        <w:t>(x, 35)</w:t>
+        <w:t>check_above_</w:t>
+      </w:r>
+      <w:proofErr w:type="gramStart"/>
+      <w:r>
+        <w:rPr>
+          <w:rFonts w:hint="eastAsia"/>
+        </w:rPr>
+        <w:t>threshold</w:t>
+      </w:r>
+      <w:proofErr w:type="spellEnd"/>
+      <w:r>
+        <w:rPr>
+          <w:rFonts w:hint="eastAsia"/>
+        </w:rPr>
+        <w:t>(</w:t>
+      </w:r>
+      <w:proofErr w:type="gramEnd"/>
+      <w:r>
+        <w:rPr>
+          <w:rFonts w:hint="eastAsia"/>
+        </w:rPr>
+        <w:t>x, 35)</w:t>
       </w:r>
     </w:p>
     <w:p>
@@ -1071,8 +1183,30 @@
         <w:rPr>
           <w:rFonts w:hint="eastAsia"/>
         </w:rPr>
-        <w:t xml:space="preserve"> &lt;- function(x, threshold = 35) {</w:t>
-      </w:r>
+        <w:t xml:space="preserve"> &lt;- </w:t>
+      </w:r>
+      <w:proofErr w:type="gramStart"/>
+      <w:r>
+        <w:rPr>
+          <w:rFonts w:hint="eastAsia"/>
+        </w:rPr>
+        <w:t>function(</w:t>
+      </w:r>
+      <w:proofErr w:type="gramEnd"/>
+      <w:r>
+        <w:rPr>
+          <w:rFonts w:hint="eastAsia"/>
+        </w:rPr>
+        <w:t xml:space="preserve">x, threshold = </w:t>
+      </w:r>
+      <w:proofErr w:type="gramStart"/>
+      <w:r>
+        <w:rPr>
+          <w:rFonts w:hint="eastAsia"/>
+        </w:rPr>
+        <w:t>35) {</w:t>
+      </w:r>
+      <w:proofErr w:type="gramEnd"/>
     </w:p>
     <w:p>
       <w:pPr>
@@ -1087,6 +1221,7 @@
         <w:t xml:space="preserve">  </w:t>
       </w:r>
       <w:proofErr w:type="spellStart"/>
+      <w:proofErr w:type="gramStart"/>
       <w:r>
         <w:rPr>
           <w:rFonts w:hint="eastAsia"/>
@@ -1098,7 +1233,14 @@
         <w:rPr>
           <w:rFonts w:hint="eastAsia"/>
         </w:rPr>
-        <w:t>(x, function(value) value &gt; threshold)</w:t>
+        <w:t>(</w:t>
+      </w:r>
+      <w:proofErr w:type="gramEnd"/>
+      <w:r>
+        <w:rPr>
+          <w:rFonts w:hint="eastAsia"/>
+        </w:rPr>
+        <w:t>x, function(value) value &gt; threshold)</w:t>
       </w:r>
     </w:p>
     <w:p>
@@ -1145,14 +1287,28 @@
         <w:rPr>
           <w:rFonts w:hint="eastAsia"/>
         </w:rPr>
-        <w:t>check_above_threshold_apply</w:t>
-      </w:r>
-      <w:proofErr w:type="spellEnd"/>
-      <w:r>
-        <w:rPr>
-          <w:rFonts w:hint="eastAsia"/>
-        </w:rPr>
-        <w:t>(x, threshold = 35)</w:t>
+        <w:t>check_above_threshold_</w:t>
+      </w:r>
+      <w:proofErr w:type="gramStart"/>
+      <w:r>
+        <w:rPr>
+          <w:rFonts w:hint="eastAsia"/>
+        </w:rPr>
+        <w:t>apply</w:t>
+      </w:r>
+      <w:proofErr w:type="spellEnd"/>
+      <w:r>
+        <w:rPr>
+          <w:rFonts w:hint="eastAsia"/>
+        </w:rPr>
+        <w:t>(</w:t>
+      </w:r>
+      <w:proofErr w:type="gramEnd"/>
+      <w:r>
+        <w:rPr>
+          <w:rFonts w:hint="eastAsia"/>
+        </w:rPr>
+        <w:t>x, threshold = 35)</w:t>
       </w:r>
     </w:p>
     <w:p>
@@ -1183,6 +1339,7 @@
         <w:t xml:space="preserve"> &lt;- </w:t>
       </w:r>
       <w:proofErr w:type="spellStart"/>
+      <w:proofErr w:type="gramStart"/>
       <w:r>
         <w:rPr>
           <w:rFonts w:hint="eastAsia"/>
@@ -1190,6 +1347,7 @@
         <w:t>data.frame</w:t>
       </w:r>
       <w:proofErr w:type="spellEnd"/>
+      <w:proofErr w:type="gramEnd"/>
       <w:r>
         <w:rPr>
           <w:rFonts w:hint="eastAsia"/>
@@ -1227,14 +1385,28 @@
         <w:rPr>
           <w:rFonts w:hint="eastAsia"/>
         </w:rPr>
-        <w:t>check_above_threshold</w:t>
-      </w:r>
-      <w:proofErr w:type="spellEnd"/>
-      <w:r>
-        <w:rPr>
-          <w:rFonts w:hint="eastAsia"/>
-        </w:rPr>
-        <w:t>(x, 35)</w:t>
+        <w:t>check_above_</w:t>
+      </w:r>
+      <w:proofErr w:type="gramStart"/>
+      <w:r>
+        <w:rPr>
+          <w:rFonts w:hint="eastAsia"/>
+        </w:rPr>
+        <w:t>threshold</w:t>
+      </w:r>
+      <w:proofErr w:type="spellEnd"/>
+      <w:r>
+        <w:rPr>
+          <w:rFonts w:hint="eastAsia"/>
+        </w:rPr>
+        <w:t>(</w:t>
+      </w:r>
+      <w:proofErr w:type="gramEnd"/>
+      <w:r>
+        <w:rPr>
+          <w:rFonts w:hint="eastAsia"/>
+        </w:rPr>
+        <w:t>x, 35)</w:t>
       </w:r>
     </w:p>
     <w:p>
